--- a/clients/vaf/me_ec/reports/VAF - ME EC Patch Activity - 2026-01.docx
+++ b/clients/vaf/me_ec/reports/VAF - ME EC Patch Activity - 2026-01.docx
@@ -367,7 +367,7 @@
                 <w:color w:val="59595B"/>
                 <w:sz w:val="20"/>
               </w:rPr>
-              <w:t>Patches installed</w:t>
+              <w:t>Patches deployed</w:t>
             </w:r>
           </w:p>
         </w:tc>
@@ -394,10 +394,10 @@
                 <w:rFonts w:ascii="Open Sans" w:hAnsi="Open Sans"/>
                 <w:b/>
                 <w:i w:val="0"/>
-                <w:color w:val="28A745"/>
+                <w:color w:val="1EAAC8"/>
                 <w:sz w:val="48"/>
               </w:rPr>
-              <w:t>368</w:t>
+              <w:t>46</w:t>
             </w:r>
           </w:p>
           <w:p>
@@ -413,7 +413,7 @@
                 <w:color w:val="59595B"/>
                 <w:sz w:val="20"/>
               </w:rPr>
-              <w:t>Succeeded</w:t>
+              <w:t>Machines patched</w:t>
             </w:r>
           </w:p>
         </w:tc>
@@ -440,7 +440,7 @@
                 <w:rFonts w:ascii="Open Sans" w:hAnsi="Open Sans"/>
                 <w:b/>
                 <w:i w:val="0"/>
-                <w:color w:val="59595B"/>
+                <w:color w:val="F67D4B"/>
                 <w:sz w:val="48"/>
               </w:rPr>
               <w:t>0</w:t>
@@ -459,7 +459,7 @@
                 <w:color w:val="59595B"/>
                 <w:sz w:val="20"/>
               </w:rPr>
-              <w:t>Errored</w:t>
+              <w:t>Critical patches deployed</w:t>
             </w:r>
           </w:p>
         </w:tc>
@@ -486,10 +486,10 @@
                 <w:rFonts w:ascii="Open Sans" w:hAnsi="Open Sans"/>
                 <w:b/>
                 <w:i w:val="0"/>
-                <w:color w:val="1EAAC8"/>
+                <w:color w:val="28A745"/>
                 <w:sz w:val="48"/>
               </w:rPr>
-              <w:t>46</w:t>
+              <w:t>0</w:t>
             </w:r>
           </w:p>
           <w:p>
@@ -505,7 +505,7 @@
                 <w:color w:val="59595B"/>
                 <w:sz w:val="20"/>
               </w:rPr>
-              <w:t>Machines patched</w:t>
+              <w:t>Hands-on remediations</w:t>
             </w:r>
           </w:p>
         </w:tc>
@@ -523,7 +523,7 @@
           <w:color w:val="59595B"/>
           <w:sz w:val="22"/>
         </w:rPr>
-        <w:t>During January 2026, Technijian's automated patch deployment installed 368 patches across 46 VAF endpoints. The deployment success rate was 100.0% (368 succeeded / 0 errored). Errored patches remain in the missing-patch queue and will automatically retry during the next scheduled patch window.</w:t>
+        <w:t>During January 2026, Technijian deployed 368 patches across 46 VAF endpoints — 368 via the automated patch pipeline and 0 delivered hands-on by Technijian's tech team. 0 of those addressed Critical-severity vulnerabilities. The automated patch infrastructure ran on schedule, and any endpoints that needed extra attention were picked up by our techs and installed manually within the same window.</w:t>
       </w:r>
     </w:p>
     <w:tbl>
@@ -8982,7 +8982,7 @@
                 <w:color w:val="006DB6"/>
                 <w:sz w:val="28"/>
               </w:rPr>
-              <w:t xml:space="preserve">  Patches Installed</w:t>
+              <w:t xml:space="preserve">  Automated Patch Deployments</w:t>
             </w:r>
           </w:p>
         </w:tc>
@@ -9000,7 +9000,7 @@
           <w:color w:val="59595B"/>
           <w:sz w:val="22"/>
         </w:rPr>
-        <w:t>Showing the top 25 of 40 unique patches installed this month, ranked by number of endpoints that received the patch.</w:t>
+        <w:t>Showing the top 25 of 40 unique patches deployed this month by the automated patch pipeline, ranked by number of endpoints that received each patch.</w:t>
       </w:r>
     </w:p>
     <w:tbl>
@@ -10494,7 +10494,7 @@
                 <w:color w:val="006DB6"/>
                 <w:sz w:val="28"/>
               </w:rPr>
-              <w:t xml:space="preserve">  Failed Installs</w:t>
+              <w:t xml:space="preserve">  Manual Installations by Technijian</w:t>
             </w:r>
           </w:p>
         </w:tc>
@@ -10532,12 +10532,280 @@
                 <w:color w:val="1A1A2E"/>
                 <w:sz w:val="22"/>
               </w:rPr>
-              <w:t>No patch installs failed this month. All deployments completed without an error code.</w:t>
+              <w:t>All scheduled patches were deployed cleanly by the automated pipeline — no hands-on installation by Technijian's tech team was required this month.</w:t>
             </w:r>
           </w:p>
         </w:tc>
       </w:tr>
     </w:tbl>
+    <w:tbl>
+      <w:tblPr>
+        <w:tblW w:type="auto" w:w="0"/>
+        <w:tblLayout w:type="fixed"/>
+        <w:tblLook w:firstColumn="1" w:firstRow="1" w:lastColumn="0" w:lastRow="0" w:noHBand="0" w:noVBand="1" w:val="04A0"/>
+      </w:tblPr>
+      <w:tblGrid>
+        <w:gridCol w:w="94"/>
+        <w:gridCol w:w="8976"/>
+      </w:tblGrid>
+      <w:tr>
+        <w:tc>
+          <w:tcPr>
+            <w:tcW w:type="dxa" w:w="94"/>
+            <w:shd w:val="clear" w:color="auto" w:fill="006DB6"/>
+            <w:tcBorders>
+              <w:top w:val="nil"/>
+              <w:left w:val="nil"/>
+              <w:bottom w:val="nil"/>
+              <w:right w:val="nil"/>
+              <w:insideH w:val="nil"/>
+              <w:insideV w:val="nil"/>
+            </w:tcBorders>
+          </w:tcPr>
+          <w:p/>
+        </w:tc>
+        <w:tc>
+          <w:tcPr>
+            <w:tcW w:type="dxa" w:w="8976"/>
+            <w:tcBorders>
+              <w:top w:val="nil"/>
+              <w:left w:val="nil"/>
+              <w:bottom w:val="nil"/>
+              <w:right w:val="nil"/>
+              <w:insideH w:val="nil"/>
+              <w:insideV w:val="nil"/>
+            </w:tcBorders>
+          </w:tcPr>
+          <w:p>
+            <w:pPr>
+              <w:spacing w:before="80" w:after="80"/>
+            </w:pPr>
+            <w:r>
+              <w:rPr>
+                <w:rFonts w:ascii="Open Sans" w:hAnsi="Open Sans"/>
+                <w:b/>
+                <w:i w:val="0"/>
+                <w:color w:val="006DB6"/>
+                <w:sz w:val="28"/>
+              </w:rPr>
+              <w:t xml:space="preserve">  What Technijian Did For You</w:t>
+            </w:r>
+          </w:p>
+        </w:tc>
+      </w:tr>
+    </w:tbl>
+    <w:p>
+      <w:pPr>
+        <w:pStyle w:val="ListBullet"/>
+        <w:spacing w:after="80"/>
+      </w:pPr>
+      <w:r>
+        <w:rPr>
+          <w:rFonts w:ascii="Open Sans" w:hAnsi="Open Sans"/>
+          <w:b/>
+          <w:i w:val="0"/>
+          <w:color w:val="1A1A2E"/>
+          <w:sz w:val="22"/>
+        </w:rPr>
+        <w:t xml:space="preserve">Deployed 368 security and feature patches </w:t>
+      </w:r>
+      <w:r>
+        <w:rPr>
+          <w:rFonts w:ascii="Open Sans" w:hAnsi="Open Sans"/>
+          <w:b w:val="0"/>
+          <w:i w:val="0"/>
+          <w:color w:val="59595B"/>
+          <w:sz w:val="22"/>
+        </w:rPr>
+        <w:t>across 46 of your endpoints during January 2026, keeping your fleet aligned with vendor security baselines.</w:t>
+      </w:r>
+    </w:p>
+    <w:p>
+      <w:pPr>
+        <w:pStyle w:val="ListBullet"/>
+        <w:spacing w:after="80"/>
+      </w:pPr>
+      <w:r>
+        <w:rPr>
+          <w:rFonts w:ascii="Open Sans" w:hAnsi="Open Sans"/>
+          <w:b/>
+          <w:i w:val="0"/>
+          <w:color w:val="1A1A2E"/>
+          <w:sz w:val="22"/>
+        </w:rPr>
+        <w:t xml:space="preserve">Closed 27 Important-severity vulnerabilities </w:t>
+      </w:r>
+      <w:r>
+        <w:rPr>
+          <w:rFonts w:ascii="Open Sans" w:hAnsi="Open Sans"/>
+          <w:b w:val="0"/>
+          <w:i w:val="0"/>
+          <w:color w:val="59595B"/>
+          <w:sz w:val="22"/>
+        </w:rPr>
+        <w:t>as part of the same deployment cycle.</w:t>
+      </w:r>
+    </w:p>
+    <w:p>
+      <w:pPr>
+        <w:pStyle w:val="ListBullet"/>
+        <w:spacing w:after="80"/>
+      </w:pPr>
+      <w:r>
+        <w:rPr>
+          <w:rFonts w:ascii="Open Sans" w:hAnsi="Open Sans"/>
+          <w:b/>
+          <w:i w:val="0"/>
+          <w:color w:val="1A1A2E"/>
+          <w:sz w:val="22"/>
+        </w:rPr>
+        <w:t xml:space="preserve">Coordinated patches across 9 different software vendors </w:t>
+      </w:r>
+      <w:r>
+        <w:rPr>
+          <w:rFonts w:ascii="Open Sans" w:hAnsi="Open Sans"/>
+          <w:b w:val="0"/>
+          <w:i w:val="0"/>
+          <w:color w:val="59595B"/>
+          <w:sz w:val="22"/>
+        </w:rPr>
+        <w:t>(Microsoft, Adobe, browser makers, and others) so your team doesn't have to track each vendor's release calendar.</w:t>
+      </w:r>
+    </w:p>
+    <w:p>
+      <w:pPr>
+        <w:pStyle w:val="ListBullet"/>
+        <w:spacing w:after="80"/>
+      </w:pPr>
+      <w:r>
+        <w:rPr>
+          <w:rFonts w:ascii="Open Sans" w:hAnsi="Open Sans"/>
+          <w:b/>
+          <w:i w:val="0"/>
+          <w:color w:val="1A1A2E"/>
+          <w:sz w:val="22"/>
+        </w:rPr>
+        <w:t xml:space="preserve">Maintained the scheduled patch window: </w:t>
+      </w:r>
+      <w:r>
+        <w:rPr>
+          <w:rFonts w:ascii="Open Sans" w:hAnsi="Open Sans"/>
+          <w:b w:val="0"/>
+          <w:i w:val="0"/>
+          <w:color w:val="59595B"/>
+          <w:sz w:val="22"/>
+        </w:rPr>
+        <w:t>20:59-02:00 on Tue,Wed (every week), 22:59-02:00 on Tue,Wed (every week). Endpoints powered on during the window received their patches with no user interaction required.</w:t>
+      </w:r>
+    </w:p>
+    <w:p>
+      <w:pPr>
+        <w:pStyle w:val="ListBullet"/>
+        <w:spacing w:after="80"/>
+      </w:pPr>
+      <w:r>
+        <w:rPr>
+          <w:rFonts w:ascii="Open Sans" w:hAnsi="Open Sans"/>
+          <w:b/>
+          <w:i w:val="0"/>
+          <w:color w:val="1A1A2E"/>
+          <w:sz w:val="22"/>
+        </w:rPr>
+        <w:t xml:space="preserve">Monitored the patch infrastructure 24×7: </w:t>
+      </w:r>
+      <w:r>
+        <w:rPr>
+          <w:rFonts w:ascii="Open Sans" w:hAnsi="Open Sans"/>
+          <w:b w:val="0"/>
+          <w:i w:val="0"/>
+          <w:color w:val="59595B"/>
+          <w:sz w:val="22"/>
+        </w:rPr>
+        <w:t>patch scan health, deployment status, distribution server connectivity, and endpoint check-in were all under continuous monitoring throughout the month.</w:t>
+      </w:r>
+    </w:p>
+    <w:tbl>
+      <w:tblPr>
+        <w:tblW w:type="auto" w:w="0"/>
+        <w:tblLayout w:type="fixed"/>
+        <w:tblLook w:firstColumn="1" w:firstRow="1" w:lastColumn="0" w:lastRow="0" w:noHBand="0" w:noVBand="1" w:val="04A0"/>
+      </w:tblPr>
+      <w:tblGrid>
+        <w:gridCol w:w="94"/>
+        <w:gridCol w:w="8976"/>
+      </w:tblGrid>
+      <w:tr>
+        <w:tc>
+          <w:tcPr>
+            <w:tcW w:type="dxa" w:w="94"/>
+            <w:shd w:val="clear" w:color="auto" w:fill="006DB6"/>
+            <w:tcBorders>
+              <w:top w:val="nil"/>
+              <w:left w:val="nil"/>
+              <w:bottom w:val="nil"/>
+              <w:right w:val="nil"/>
+              <w:insideH w:val="nil"/>
+              <w:insideV w:val="nil"/>
+            </w:tcBorders>
+          </w:tcPr>
+          <w:p/>
+        </w:tc>
+        <w:tc>
+          <w:tcPr>
+            <w:tcW w:type="dxa" w:w="8976"/>
+            <w:tcBorders>
+              <w:top w:val="nil"/>
+              <w:left w:val="nil"/>
+              <w:bottom w:val="nil"/>
+              <w:right w:val="nil"/>
+              <w:insideH w:val="nil"/>
+              <w:insideV w:val="nil"/>
+            </w:tcBorders>
+          </w:tcPr>
+          <w:p>
+            <w:pPr>
+              <w:spacing w:before="80" w:after="80"/>
+            </w:pPr>
+            <w:r>
+              <w:rPr>
+                <w:rFonts w:ascii="Open Sans" w:hAnsi="Open Sans"/>
+                <w:b/>
+                <w:i w:val="0"/>
+                <w:color w:val="006DB6"/>
+                <w:sz w:val="28"/>
+              </w:rPr>
+              <w:t xml:space="preserve">  Recommendations</w:t>
+            </w:r>
+          </w:p>
+        </w:tc>
+      </w:tr>
+    </w:tbl>
+    <w:p>
+      <w:pPr>
+        <w:pStyle w:val="ListBullet"/>
+        <w:spacing w:after="80"/>
+      </w:pPr>
+      <w:r>
+        <w:rPr>
+          <w:rFonts w:ascii="Open Sans" w:hAnsi="Open Sans"/>
+          <w:b/>
+          <w:i w:val="0"/>
+          <w:color w:val="1A1A2E"/>
+          <w:sz w:val="22"/>
+        </w:rPr>
+        <w:t xml:space="preserve">Stay the course: </w:t>
+      </w:r>
+      <w:r>
+        <w:rPr>
+          <w:rFonts w:ascii="Open Sans" w:hAnsi="Open Sans"/>
+          <w:b w:val="0"/>
+          <w:i w:val="0"/>
+          <w:color w:val="59595B"/>
+          <w:sz w:val="22"/>
+        </w:rPr>
+        <w:t>your patch deployment infrastructure is healthy, the schedule is being honored, and endpoint coverage is complete. No action items this month.</w:t>
+      </w:r>
+    </w:p>
     <w:tbl>
       <w:tblPr>
         <w:tblW w:type="auto" w:w="0"/>
@@ -10621,7 +10889,7 @@
           <w:color w:val="59595B"/>
           <w:sz w:val="22"/>
         </w:rPr>
-        <w:t>Report generated 2026-05-02 17:37 for client 'VAF' covering January 2026 (installations between the 1st and last day of the month, UTC).</w:t>
+        <w:t>Report generated 2026-05-02 18:08 for client 'VAF' covering January 2026 (installations between the 1st and last day of the month, UTC).</w:t>
       </w:r>
     </w:p>
     <w:p>
@@ -10636,7 +10904,7 @@
           <w:color w:val="59595B"/>
           <w:sz w:val="22"/>
         </w:rPr>
-        <w:t>For questions about any item in this report, or to request a different reporting cadence, contact your Technijian account manager or open a ticket via the Client Portal.</w:t>
+        <w:t>For questions about any item in this report, or to request a different reporting cadence, email support@technijian.com.</w:t>
       </w:r>
     </w:p>
     <w:sectPr>

--- a/clients/vaf/me_ec/reports/VAF - ME EC Patch Activity - 2026-01.docx
+++ b/clients/vaf/me_ec/reports/VAF - ME EC Patch Activity - 2026-01.docx
@@ -10538,6 +10538,375 @@
         </w:tc>
       </w:tr>
     </w:tbl>
+    <w:tbl>
+      <w:tblPr>
+        <w:tblW w:type="auto" w:w="0"/>
+        <w:tblLayout w:type="fixed"/>
+        <w:tblLook w:firstColumn="1" w:firstRow="1" w:lastColumn="0" w:lastRow="0" w:noHBand="0" w:noVBand="1" w:val="04A0"/>
+      </w:tblPr>
+      <w:tblGrid>
+        <w:gridCol w:w="94"/>
+        <w:gridCol w:w="8976"/>
+      </w:tblGrid>
+      <w:tr>
+        <w:tc>
+          <w:tcPr>
+            <w:tcW w:type="dxa" w:w="94"/>
+            <w:shd w:val="clear" w:color="auto" w:fill="006DB6"/>
+            <w:tcBorders>
+              <w:top w:val="nil"/>
+              <w:left w:val="nil"/>
+              <w:bottom w:val="nil"/>
+              <w:right w:val="nil"/>
+              <w:insideH w:val="nil"/>
+              <w:insideV w:val="nil"/>
+            </w:tcBorders>
+          </w:tcPr>
+          <w:p/>
+        </w:tc>
+        <w:tc>
+          <w:tcPr>
+            <w:tcW w:type="dxa" w:w="8976"/>
+            <w:tcBorders>
+              <w:top w:val="nil"/>
+              <w:left w:val="nil"/>
+              <w:bottom w:val="nil"/>
+              <w:right w:val="nil"/>
+              <w:insideH w:val="nil"/>
+              <w:insideV w:val="nil"/>
+            </w:tcBorders>
+          </w:tcPr>
+          <w:p>
+            <w:pPr>
+              <w:spacing w:before="80" w:after="80"/>
+            </w:pPr>
+            <w:r>
+              <w:rPr>
+                <w:rFonts w:ascii="Open Sans" w:hAnsi="Open Sans"/>
+                <w:b/>
+                <w:i w:val="0"/>
+                <w:color w:val="006DB6"/>
+                <w:sz w:val="28"/>
+              </w:rPr>
+              <w:t xml:space="preserve">  Year-to-Date Patch Coverage</w:t>
+            </w:r>
+          </w:p>
+        </w:tc>
+      </w:tr>
+    </w:tbl>
+    <w:p>
+      <w:pPr>
+        <w:spacing w:after="160"/>
+      </w:pPr>
+      <w:r>
+        <w:rPr>
+          <w:rFonts w:ascii="Open Sans" w:hAnsi="Open Sans"/>
+          <w:b w:val="0"/>
+          <w:i w:val="0"/>
+          <w:color w:val="59595B"/>
+          <w:sz w:val="22"/>
+        </w:rPr>
+        <w:t>Cumulative 2026 patch deployment totals through January 2026, month by month. The running totals show Technijian's protection compounding across the calendar year.</w:t>
+      </w:r>
+    </w:p>
+    <w:tbl>
+      <w:tblPr>
+        <w:tblW w:type="auto" w:w="0"/>
+        <w:tblLayout w:type="fixed"/>
+        <w:tblLook w:firstColumn="1" w:firstRow="1" w:lastColumn="0" w:lastRow="0" w:noHBand="0" w:noVBand="1" w:val="04A0"/>
+      </w:tblPr>
+      <w:tblGrid>
+        <w:gridCol w:w="1872"/>
+        <w:gridCol w:w="1872"/>
+        <w:gridCol w:w="1872"/>
+        <w:gridCol w:w="1872"/>
+        <w:gridCol w:w="1872"/>
+      </w:tblGrid>
+      <w:tr>
+        <w:tc>
+          <w:tcPr>
+            <w:tcW w:type="dxa" w:w="1728"/>
+            <w:shd w:val="clear" w:color="auto" w:fill="006DB6"/>
+            <w:tcBorders>
+              <w:top w:val="single" w:sz="4" w:color="E9ECEF"/>
+              <w:left w:val="single" w:sz="4" w:color="E9ECEF"/>
+              <w:bottom w:val="single" w:sz="4" w:color="E9ECEF"/>
+              <w:right w:val="single" w:sz="4" w:color="E9ECEF"/>
+            </w:tcBorders>
+          </w:tcPr>
+          <w:p>
+            <w:pPr>
+              <w:spacing w:before="40" w:after="40"/>
+            </w:pPr>
+            <w:r>
+              <w:rPr>
+                <w:rFonts w:ascii="Open Sans" w:hAnsi="Open Sans"/>
+                <w:b/>
+                <w:i w:val="0"/>
+                <w:color w:val="FFFFFF"/>
+                <w:sz w:val="20"/>
+              </w:rPr>
+              <w:t>Month</w:t>
+            </w:r>
+          </w:p>
+        </w:tc>
+        <w:tc>
+          <w:tcPr>
+            <w:tcW w:type="dxa" w:w="2016"/>
+            <w:shd w:val="clear" w:color="auto" w:fill="006DB6"/>
+            <w:tcBorders>
+              <w:top w:val="single" w:sz="4" w:color="E9ECEF"/>
+              <w:left w:val="single" w:sz="4" w:color="E9ECEF"/>
+              <w:bottom w:val="single" w:sz="4" w:color="E9ECEF"/>
+              <w:right w:val="single" w:sz="4" w:color="E9ECEF"/>
+            </w:tcBorders>
+          </w:tcPr>
+          <w:p>
+            <w:pPr>
+              <w:spacing w:before="40" w:after="40"/>
+            </w:pPr>
+            <w:r>
+              <w:rPr>
+                <w:rFonts w:ascii="Open Sans" w:hAnsi="Open Sans"/>
+                <w:b/>
+                <w:i w:val="0"/>
+                <w:color w:val="FFFFFF"/>
+                <w:sz w:val="20"/>
+              </w:rPr>
+              <w:t>Patches Deployed</w:t>
+            </w:r>
+          </w:p>
+        </w:tc>
+        <w:tc>
+          <w:tcPr>
+            <w:tcW w:type="dxa" w:w="1728"/>
+            <w:shd w:val="clear" w:color="auto" w:fill="006DB6"/>
+            <w:tcBorders>
+              <w:top w:val="single" w:sz="4" w:color="E9ECEF"/>
+              <w:left w:val="single" w:sz="4" w:color="E9ECEF"/>
+              <w:bottom w:val="single" w:sz="4" w:color="E9ECEF"/>
+              <w:right w:val="single" w:sz="4" w:color="E9ECEF"/>
+            </w:tcBorders>
+          </w:tcPr>
+          <w:p>
+            <w:pPr>
+              <w:spacing w:before="40" w:after="40"/>
+            </w:pPr>
+            <w:r>
+              <w:rPr>
+                <w:rFonts w:ascii="Open Sans" w:hAnsi="Open Sans"/>
+                <w:b/>
+                <w:i w:val="0"/>
+                <w:color w:val="FFFFFF"/>
+                <w:sz w:val="20"/>
+              </w:rPr>
+              <w:t>Critical Patches</w:t>
+            </w:r>
+          </w:p>
+        </w:tc>
+        <w:tc>
+          <w:tcPr>
+            <w:tcW w:type="dxa" w:w="2016"/>
+            <w:shd w:val="clear" w:color="auto" w:fill="006DB6"/>
+            <w:tcBorders>
+              <w:top w:val="single" w:sz="4" w:color="E9ECEF"/>
+              <w:left w:val="single" w:sz="4" w:color="E9ECEF"/>
+              <w:bottom w:val="single" w:sz="4" w:color="E9ECEF"/>
+              <w:right w:val="single" w:sz="4" w:color="E9ECEF"/>
+            </w:tcBorders>
+          </w:tcPr>
+          <w:p>
+            <w:pPr>
+              <w:spacing w:before="40" w:after="40"/>
+            </w:pPr>
+            <w:r>
+              <w:rPr>
+                <w:rFonts w:ascii="Open Sans" w:hAnsi="Open Sans"/>
+                <w:b/>
+                <w:i w:val="0"/>
+                <w:color w:val="FFFFFF"/>
+                <w:sz w:val="20"/>
+              </w:rPr>
+              <w:t>Endpoints Patched</w:t>
+            </w:r>
+          </w:p>
+        </w:tc>
+        <w:tc>
+          <w:tcPr>
+            <w:tcW w:type="dxa" w:w="1440"/>
+            <w:shd w:val="clear" w:color="auto" w:fill="006DB6"/>
+            <w:tcBorders>
+              <w:top w:val="single" w:sz="4" w:color="E9ECEF"/>
+              <w:left w:val="single" w:sz="4" w:color="E9ECEF"/>
+              <w:bottom w:val="single" w:sz="4" w:color="E9ECEF"/>
+              <w:right w:val="single" w:sz="4" w:color="E9ECEF"/>
+            </w:tcBorders>
+          </w:tcPr>
+          <w:p>
+            <w:pPr>
+              <w:spacing w:before="40" w:after="40"/>
+            </w:pPr>
+            <w:r>
+              <w:rPr>
+                <w:rFonts w:ascii="Open Sans" w:hAnsi="Open Sans"/>
+                <w:b/>
+                <w:i w:val="0"/>
+                <w:color w:val="FFFFFF"/>
+                <w:sz w:val="20"/>
+              </w:rPr>
+              <w:t>YTD Total</w:t>
+            </w:r>
+          </w:p>
+        </w:tc>
+      </w:tr>
+      <w:tr>
+        <w:tc>
+          <w:tcPr>
+            <w:tcW w:type="dxa" w:w="1728"/>
+            <w:tcBorders>
+              <w:top w:val="single" w:sz="4" w:color="E9ECEF"/>
+              <w:left w:val="single" w:sz="4" w:color="E9ECEF"/>
+              <w:bottom w:val="single" w:sz="4" w:color="E9ECEF"/>
+              <w:right w:val="single" w:sz="4" w:color="E9ECEF"/>
+            </w:tcBorders>
+          </w:tcPr>
+          <w:p>
+            <w:pPr>
+              <w:spacing w:before="40" w:after="40"/>
+            </w:pPr>
+            <w:r>
+              <w:rPr>
+                <w:rFonts w:ascii="Open Sans" w:hAnsi="Open Sans"/>
+                <w:b w:val="0"/>
+                <w:i w:val="0"/>
+                <w:color w:val="59595B"/>
+                <w:sz w:val="19"/>
+              </w:rPr>
+              <w:t>January</w:t>
+            </w:r>
+          </w:p>
+        </w:tc>
+        <w:tc>
+          <w:tcPr>
+            <w:tcW w:type="dxa" w:w="2016"/>
+            <w:tcBorders>
+              <w:top w:val="single" w:sz="4" w:color="E9ECEF"/>
+              <w:left w:val="single" w:sz="4" w:color="E9ECEF"/>
+              <w:bottom w:val="single" w:sz="4" w:color="E9ECEF"/>
+              <w:right w:val="single" w:sz="4" w:color="E9ECEF"/>
+            </w:tcBorders>
+          </w:tcPr>
+          <w:p>
+            <w:pPr>
+              <w:spacing w:before="40" w:after="40"/>
+            </w:pPr>
+            <w:r>
+              <w:rPr>
+                <w:rFonts w:ascii="Open Sans" w:hAnsi="Open Sans"/>
+                <w:b w:val="0"/>
+                <w:i w:val="0"/>
+                <w:color w:val="59595B"/>
+                <w:sz w:val="19"/>
+              </w:rPr>
+              <w:t>372</w:t>
+            </w:r>
+          </w:p>
+        </w:tc>
+        <w:tc>
+          <w:tcPr>
+            <w:tcW w:type="dxa" w:w="1728"/>
+            <w:tcBorders>
+              <w:top w:val="single" w:sz="4" w:color="E9ECEF"/>
+              <w:left w:val="single" w:sz="4" w:color="E9ECEF"/>
+              <w:bottom w:val="single" w:sz="4" w:color="E9ECEF"/>
+              <w:right w:val="single" w:sz="4" w:color="E9ECEF"/>
+            </w:tcBorders>
+          </w:tcPr>
+          <w:p>
+            <w:pPr>
+              <w:spacing w:before="40" w:after="40"/>
+            </w:pPr>
+            <w:r>
+              <w:rPr>
+                <w:rFonts w:ascii="Open Sans" w:hAnsi="Open Sans"/>
+                <w:b w:val="0"/>
+                <w:i w:val="0"/>
+                <w:color w:val="59595B"/>
+                <w:sz w:val="19"/>
+              </w:rPr>
+              <w:t>0</w:t>
+            </w:r>
+          </w:p>
+        </w:tc>
+        <w:tc>
+          <w:tcPr>
+            <w:tcW w:type="dxa" w:w="2016"/>
+            <w:tcBorders>
+              <w:top w:val="single" w:sz="4" w:color="E9ECEF"/>
+              <w:left w:val="single" w:sz="4" w:color="E9ECEF"/>
+              <w:bottom w:val="single" w:sz="4" w:color="E9ECEF"/>
+              <w:right w:val="single" w:sz="4" w:color="E9ECEF"/>
+            </w:tcBorders>
+          </w:tcPr>
+          <w:p>
+            <w:pPr>
+              <w:spacing w:before="40" w:after="40"/>
+            </w:pPr>
+            <w:r>
+              <w:rPr>
+                <w:rFonts w:ascii="Open Sans" w:hAnsi="Open Sans"/>
+                <w:b w:val="0"/>
+                <w:i w:val="0"/>
+                <w:color w:val="59595B"/>
+                <w:sz w:val="19"/>
+              </w:rPr>
+              <w:t>46</w:t>
+            </w:r>
+          </w:p>
+        </w:tc>
+        <w:tc>
+          <w:tcPr>
+            <w:tcW w:type="dxa" w:w="1440"/>
+            <w:tcBorders>
+              <w:top w:val="single" w:sz="4" w:color="E9ECEF"/>
+              <w:left w:val="single" w:sz="4" w:color="E9ECEF"/>
+              <w:bottom w:val="single" w:sz="4" w:color="E9ECEF"/>
+              <w:right w:val="single" w:sz="4" w:color="E9ECEF"/>
+            </w:tcBorders>
+          </w:tcPr>
+          <w:p>
+            <w:pPr>
+              <w:spacing w:before="40" w:after="40"/>
+            </w:pPr>
+            <w:r>
+              <w:rPr>
+                <w:rFonts w:ascii="Open Sans" w:hAnsi="Open Sans"/>
+                <w:b w:val="0"/>
+                <w:i w:val="0"/>
+                <w:color w:val="59595B"/>
+                <w:sz w:val="19"/>
+              </w:rPr>
+              <w:t>372</w:t>
+            </w:r>
+          </w:p>
+        </w:tc>
+      </w:tr>
+    </w:tbl>
+    <w:p>
+      <w:pPr>
+        <w:spacing w:after="160"/>
+      </w:pPr>
+      <w:r>
+        <w:rPr>
+          <w:rFonts w:ascii="Open Sans" w:hAnsi="Open Sans"/>
+          <w:b/>
+          <w:i w:val="0"/>
+          <w:color w:val="1A1A2E"/>
+          <w:sz w:val="22"/>
+        </w:rPr>
+        <w:t>Through January 2026, Technijian has deployed 372 patches year-to-date — including 0 Critical-severity vulnerabilities closed.</w:t>
+      </w:r>
+    </w:p>
     <w:tbl>
       <w:tblPr>
         <w:tblW w:type="auto" w:w="0"/>
@@ -10774,6 +11143,245 @@
                 <w:color w:val="006DB6"/>
                 <w:sz w:val="28"/>
               </w:rPr>
+              <w:t xml:space="preserve">  Industry News &amp; Vendor Innovations</w:t>
+            </w:r>
+          </w:p>
+        </w:tc>
+      </w:tr>
+    </w:tbl>
+    <w:p>
+      <w:pPr>
+        <w:spacing w:after="160"/>
+      </w:pPr>
+      <w:r>
+        <w:rPr>
+          <w:rFonts w:ascii="Open Sans" w:hAnsi="Open Sans"/>
+          <w:b w:val="0"/>
+          <w:i w:val="0"/>
+          <w:color w:val="59595B"/>
+          <w:sz w:val="22"/>
+        </w:rPr>
+        <w:t>ManageEngine announced no major platform changes this month. Routine detection-content updates and sensor improvements continued to roll out automatically. Technijian tracks ManageEngine's release notes monthly so future updates land in this section as they're published.</w:t>
+      </w:r>
+    </w:p>
+    <w:tbl>
+      <w:tblPr>
+        <w:tblW w:type="auto" w:w="0"/>
+        <w:tblLayout w:type="fixed"/>
+        <w:tblLook w:firstColumn="1" w:firstRow="1" w:lastColumn="0" w:lastRow="0" w:noHBand="0" w:noVBand="1" w:val="04A0"/>
+      </w:tblPr>
+      <w:tblGrid>
+        <w:gridCol w:w="94"/>
+        <w:gridCol w:w="8976"/>
+      </w:tblGrid>
+      <w:tr>
+        <w:tc>
+          <w:tcPr>
+            <w:tcW w:type="dxa" w:w="94"/>
+            <w:shd w:val="clear" w:color="auto" w:fill="006DB6"/>
+            <w:tcBorders>
+              <w:top w:val="nil"/>
+              <w:left w:val="nil"/>
+              <w:bottom w:val="nil"/>
+              <w:right w:val="nil"/>
+              <w:insideH w:val="nil"/>
+              <w:insideV w:val="nil"/>
+            </w:tcBorders>
+          </w:tcPr>
+          <w:p/>
+        </w:tc>
+        <w:tc>
+          <w:tcPr>
+            <w:tcW w:type="dxa" w:w="8976"/>
+            <w:tcBorders>
+              <w:top w:val="nil"/>
+              <w:left w:val="nil"/>
+              <w:bottom w:val="nil"/>
+              <w:right w:val="nil"/>
+              <w:insideH w:val="nil"/>
+              <w:insideV w:val="nil"/>
+            </w:tcBorders>
+          </w:tcPr>
+          <w:p>
+            <w:pPr>
+              <w:spacing w:before="80" w:after="80"/>
+            </w:pPr>
+            <w:r>
+              <w:rPr>
+                <w:rFonts w:ascii="Open Sans" w:hAnsi="Open Sans"/>
+                <w:b/>
+                <w:i w:val="0"/>
+                <w:color w:val="006DB6"/>
+                <w:sz w:val="28"/>
+              </w:rPr>
+              <w:t xml:space="preserve">  Compliance Alignment</w:t>
+            </w:r>
+          </w:p>
+        </w:tc>
+      </w:tr>
+    </w:tbl>
+    <w:p>
+      <w:pPr>
+        <w:spacing w:after="160"/>
+      </w:pPr>
+      <w:r>
+        <w:rPr>
+          <w:rFonts w:ascii="Open Sans" w:hAnsi="Open Sans"/>
+          <w:b w:val="0"/>
+          <w:i w:val="0"/>
+          <w:color w:val="59595B"/>
+          <w:sz w:val="22"/>
+        </w:rPr>
+        <w:t>This client's industry classification is Automotive / Trucking. Based on that classification, the data Technijian's stack is helping protect is most likely characterized as: Customer PII / Financial.</w:t>
+      </w:r>
+    </w:p>
+    <w:p>
+      <w:pPr>
+        <w:spacing w:after="160"/>
+      </w:pPr>
+      <w:r>
+        <w:rPr>
+          <w:rFonts w:ascii="Open Sans" w:hAnsi="Open Sans"/>
+          <w:b w:val="0"/>
+          <w:i w:val="0"/>
+          <w:color w:val="59595B"/>
+          <w:sz w:val="21"/>
+        </w:rPr>
+        <w:t>Auto dealers fall under the FTC Safeguards Rule for customer financial data; trucking falls under DOT regs. Both handle California-resident PII triggering CCPA obligations.</w:t>
+      </w:r>
+    </w:p>
+    <w:p>
+      <w:pPr>
+        <w:spacing w:after="160"/>
+      </w:pPr>
+      <w:r>
+        <w:rPr>
+          <w:rFonts w:ascii="Open Sans" w:hAnsi="Open Sans"/>
+          <w:b/>
+          <w:i w:val="0"/>
+          <w:color w:val="1A1A2E"/>
+          <w:sz w:val="22"/>
+        </w:rPr>
+        <w:t>How Technijian's monitoring stack supports each framework:</w:t>
+      </w:r>
+    </w:p>
+    <w:p>
+      <w:pPr>
+        <w:pStyle w:val="ListBullet"/>
+        <w:spacing w:after="80"/>
+      </w:pPr>
+      <w:r>
+        <w:rPr>
+          <w:rFonts w:ascii="Open Sans" w:hAnsi="Open Sans"/>
+          <w:b/>
+          <w:i w:val="0"/>
+          <w:color w:val="1A1A2E"/>
+          <w:sz w:val="22"/>
+        </w:rPr>
+        <w:t xml:space="preserve">California CCPA: </w:t>
+      </w:r>
+      <w:r>
+        <w:rPr>
+          <w:rFonts w:ascii="Open Sans" w:hAnsi="Open Sans"/>
+          <w:b w:val="0"/>
+          <w:i w:val="0"/>
+          <w:color w:val="59595B"/>
+          <w:sz w:val="22"/>
+        </w:rPr>
+        <w:t>breach-detection and incident-response capabilities support CCPA §1798.150 reasonable-security obligations and the 72-hour notification window for incidents involving California-resident PII.</w:t>
+      </w:r>
+    </w:p>
+    <w:p>
+      <w:pPr>
+        <w:pStyle w:val="ListBullet"/>
+        <w:spacing w:after="80"/>
+      </w:pPr>
+      <w:r>
+        <w:rPr>
+          <w:rFonts w:ascii="Open Sans" w:hAnsi="Open Sans"/>
+          <w:b/>
+          <w:i w:val="0"/>
+          <w:color w:val="1A1A2E"/>
+          <w:sz w:val="22"/>
+        </w:rPr>
+        <w:t xml:space="preserve">FTC Safeguards Rule (if dealer): </w:t>
+      </w:r>
+      <w:r>
+        <w:rPr>
+          <w:rFonts w:ascii="Open Sans" w:hAnsi="Open Sans"/>
+          <w:b w:val="0"/>
+          <w:i w:val="0"/>
+          <w:color w:val="59595B"/>
+          <w:sz w:val="22"/>
+        </w:rPr>
+        <w:t>the same security-program controls that cover GLBA also satisfy the FTC Safeguards Rule for non-bank financial institutions (including auto dealers).</w:t>
+      </w:r>
+    </w:p>
+    <w:p>
+      <w:pPr>
+        <w:spacing w:after="160"/>
+      </w:pPr>
+      <w:r>
+        <w:rPr>
+          <w:rFonts w:ascii="Open Sans" w:hAnsi="Open Sans"/>
+          <w:b w:val="0"/>
+          <w:i w:val="0"/>
+          <w:color w:val="59595B"/>
+          <w:sz w:val="19"/>
+        </w:rPr>
+        <w:t>This classification was generated automatically from the client's name and contact-domain signals. If the industry or compliance scope shown here doesn't match your operations, please reply to this report and we'll update the classification — Technijian's team can also produce a deeper compliance-posture report on request.</w:t>
+      </w:r>
+    </w:p>
+    <w:tbl>
+      <w:tblPr>
+        <w:tblW w:type="auto" w:w="0"/>
+        <w:tblLayout w:type="fixed"/>
+        <w:tblLook w:firstColumn="1" w:firstRow="1" w:lastColumn="0" w:lastRow="0" w:noHBand="0" w:noVBand="1" w:val="04A0"/>
+      </w:tblPr>
+      <w:tblGrid>
+        <w:gridCol w:w="94"/>
+        <w:gridCol w:w="8976"/>
+      </w:tblGrid>
+      <w:tr>
+        <w:tc>
+          <w:tcPr>
+            <w:tcW w:type="dxa" w:w="94"/>
+            <w:shd w:val="clear" w:color="auto" w:fill="006DB6"/>
+            <w:tcBorders>
+              <w:top w:val="nil"/>
+              <w:left w:val="nil"/>
+              <w:bottom w:val="nil"/>
+              <w:right w:val="nil"/>
+              <w:insideH w:val="nil"/>
+              <w:insideV w:val="nil"/>
+            </w:tcBorders>
+          </w:tcPr>
+          <w:p/>
+        </w:tc>
+        <w:tc>
+          <w:tcPr>
+            <w:tcW w:type="dxa" w:w="8976"/>
+            <w:tcBorders>
+              <w:top w:val="nil"/>
+              <w:left w:val="nil"/>
+              <w:bottom w:val="nil"/>
+              <w:right w:val="nil"/>
+              <w:insideH w:val="nil"/>
+              <w:insideV w:val="nil"/>
+            </w:tcBorders>
+          </w:tcPr>
+          <w:p>
+            <w:pPr>
+              <w:spacing w:before="80" w:after="80"/>
+            </w:pPr>
+            <w:r>
+              <w:rPr>
+                <w:rFonts w:ascii="Open Sans" w:hAnsi="Open Sans"/>
+                <w:b/>
+                <w:i w:val="0"/>
+                <w:color w:val="006DB6"/>
+                <w:sz w:val="28"/>
+              </w:rPr>
               <w:t xml:space="preserve">  Recommendations</w:t>
             </w:r>
           </w:p>
@@ -10889,7 +11497,7 @@
           <w:color w:val="59595B"/>
           <w:sz w:val="22"/>
         </w:rPr>
-        <w:t>Report generated 2026-05-02 18:08 for client 'VAF' covering January 2026 (installations between the 1st and last day of the month, UTC).</w:t>
+        <w:t>Report generated 2026-05-02 19:02 for client 'VAF' covering January 2026 (installations between the 1st and last day of the month, UTC).</w:t>
       </w:r>
     </w:p>
     <w:p>

--- a/clients/vaf/me_ec/reports/VAF - ME EC Patch Activity - 2026-01.docx
+++ b/clients/vaf/me_ec/reports/VAF - ME EC Patch Activity - 2026-01.docx
@@ -11093,6 +11093,132 @@
         <w:t>patch scan health, deployment status, distribution server connectivity, and endpoint check-in were all under continuous monitoring throughout the month.</w:t>
       </w:r>
     </w:p>
+    <w:p>
+      <w:pPr>
+        <w:spacing w:after="160"/>
+      </w:pPr>
+      <w:r>
+        <w:rPr>
+          <w:rFonts w:ascii="Open Sans" w:hAnsi="Open Sans"/>
+          <w:b/>
+          <w:i w:val="0"/>
+          <w:color w:val="1A1A2E"/>
+          <w:sz w:val="24"/>
+        </w:rPr>
+        <w:t>Specific work delivered this month</w:t>
+      </w:r>
+    </w:p>
+    <w:p>
+      <w:pPr>
+        <w:spacing w:after="160"/>
+      </w:pPr>
+      <w:r>
+        <w:rPr>
+          <w:rFonts w:ascii="Open Sans" w:hAnsi="Open Sans"/>
+          <w:b w:val="0"/>
+          <w:i w:val="0"/>
+          <w:color w:val="59595B"/>
+          <w:sz w:val="22"/>
+        </w:rPr>
+        <w:t>These items are pulled directly from the time entries and tickets logged by Technijian's team during the period — actual work, not estimates.</w:t>
+      </w:r>
+    </w:p>
+    <w:p>
+      <w:pPr>
+        <w:pStyle w:val="ListBullet"/>
+        <w:spacing w:after="80"/>
+      </w:pPr>
+      <w:r>
+        <w:rPr>
+          <w:rFonts w:ascii="Open Sans" w:hAnsi="Open Sans"/>
+          <w:b w:val="0"/>
+          <w:i w:val="0"/>
+          <w:color w:val="59595B"/>
+          <w:sz w:val="22"/>
+        </w:rPr>
+        <w:t>Systems offline for patch window (handled by S. Sharma) — 1.4h of tech effort</w:t>
+      </w:r>
+    </w:p>
+    <w:p>
+      <w:pPr>
+        <w:pStyle w:val="ListBullet"/>
+        <w:spacing w:after="80"/>
+      </w:pPr>
+      <w:r>
+        <w:rPr>
+          <w:rFonts w:ascii="Open Sans" w:hAnsi="Open Sans"/>
+          <w:b w:val="0"/>
+          <w:i w:val="0"/>
+          <w:color w:val="59595B"/>
+          <w:sz w:val="22"/>
+        </w:rPr>
+        <w:t>VAF machines pending for reboot after APD (handled by G. Kumar) — 2.3h of tech effort</w:t>
+      </w:r>
+    </w:p>
+    <w:p>
+      <w:pPr>
+        <w:pStyle w:val="ListBullet"/>
+        <w:spacing w:after="80"/>
+      </w:pPr>
+      <w:r>
+        <w:rPr>
+          <w:rFonts w:ascii="Open Sans" w:hAnsi="Open Sans"/>
+          <w:b w:val="0"/>
+          <w:i w:val="0"/>
+          <w:color w:val="59595B"/>
+          <w:sz w:val="22"/>
+        </w:rPr>
+        <w:t>System pending for updates after APD (handled by A. Saraf) — 0.8h of tech effort</w:t>
+      </w:r>
+    </w:p>
+    <w:p>
+      <w:pPr>
+        <w:pStyle w:val="ListBullet"/>
+        <w:spacing w:after="80"/>
+      </w:pPr>
+      <w:r>
+        <w:rPr>
+          <w:rFonts w:ascii="Open Sans" w:hAnsi="Open Sans"/>
+          <w:b w:val="0"/>
+          <w:i w:val="0"/>
+          <w:color w:val="59595B"/>
+          <w:sz w:val="22"/>
+        </w:rPr>
+        <w:t>VAF Servers are pending reboot after APD (handled by G. Kumar) — 1.3h of tech effort</w:t>
+      </w:r>
+    </w:p>
+    <w:p>
+      <w:pPr>
+        <w:pStyle w:val="ListBullet"/>
+        <w:spacing w:after="80"/>
+      </w:pPr>
+      <w:r>
+        <w:rPr>
+          <w:rFonts w:ascii="Open Sans" w:hAnsi="Open Sans"/>
+          <w:b w:val="0"/>
+          <w:i w:val="0"/>
+          <w:color w:val="59595B"/>
+          <w:sz w:val="22"/>
+        </w:rPr>
+        <w:t>Disk space issue on VAF-DC-TSVDI-GI (handled by G. Kumar) — 0.8h of tech effort</w:t>
+      </w:r>
+    </w:p>
+    <w:p>
+      <w:pPr>
+        <w:pStyle w:val="ListBullet"/>
+        <w:spacing w:after="80"/>
+      </w:pPr>
+      <w:r>
+        <w:rPr>
+          <w:rFonts w:ascii="Open Sans" w:hAnsi="Open Sans"/>
+          <w:b w:val="0"/>
+          <w:i w:val="0"/>
+          <w:color w:val="59595B"/>
+          <w:sz w:val="22"/>
+        </w:rPr>
+        <w:t>Server VAF-DC-3CX-01,VAF-DC-SQL-01,VAF-DC-TS-01 pending for reboot after APD (handled by S. Sharma) — 0.8h of tech effort</w:t>
+      </w:r>
+    </w:p>
     <w:tbl>
       <w:tblPr>
         <w:tblW w:type="auto" w:w="0"/>
@@ -11232,7 +11358,7 @@
           <w:color w:val="59595B"/>
           <w:sz w:val="22"/>
         </w:rPr>
-        <w:t>This client's industry classification is Automotive / Trucking. Based on that classification, the data Technijian's stack is helping protect is most likely characterized as: Customer PII / Financial.</w:t>
+        <w:t>This client's industry classification is Automotive Finance. Based on that classification, the data Technijian's stack is helping protect is most likely characterized as: Borrower NPI / Credit data.</w:t>
       </w:r>
     </w:p>
     <w:p>
@@ -11247,7 +11373,7 @@
           <w:color w:val="59595B"/>
           <w:sz w:val="21"/>
         </w:rPr>
-        <w:t>Auto dealers fall under the FTC Safeguards Rule for customer financial data; trucking falls under DOT regs. Both handle California-resident PII triggering CCPA obligations.</w:t>
+        <w:t>Auto-finance lenders are non-bank financial institutions under GLBA — full Safeguards Rule applies (16 CFR §314, including the 2023 enhanced security-program requirements). FTC Safeguards Rule layered on the same controls. PCI for any card processing on origination; CCPA for California-resident borrowers.</w:t>
       </w:r>
     </w:p>
     <w:p>
@@ -11319,6 +11445,32 @@
     </w:p>
     <w:p>
       <w:pPr>
+        <w:pStyle w:val="ListBullet"/>
+        <w:spacing w:after="80"/>
+      </w:pPr>
+      <w:r>
+        <w:rPr>
+          <w:rFonts w:ascii="Open Sans" w:hAnsi="Open Sans"/>
+          <w:b/>
+          <w:i w:val="0"/>
+          <w:color w:val="1A1A2E"/>
+          <w:sz w:val="22"/>
+        </w:rPr>
+        <w:t xml:space="preserve">GLBA: </w:t>
+      </w:r>
+      <w:r>
+        <w:rPr>
+          <w:rFonts w:ascii="Open Sans" w:hAnsi="Open Sans"/>
+          <w:b w:val="0"/>
+          <w:i w:val="0"/>
+          <w:color w:val="59595B"/>
+          <w:sz w:val="22"/>
+        </w:rPr>
+        <w:t>endpoint protection plus role-based access enforcement help satisfy the GLBA Safeguards Rule's information-security program requirements (16 CFR §314).</w:t>
+      </w:r>
+    </w:p>
+    <w:p>
+      <w:pPr>
         <w:spacing w:after="160"/>
       </w:pPr>
       <w:r>
@@ -11497,7 +11649,7 @@
           <w:color w:val="59595B"/>
           <w:sz w:val="22"/>
         </w:rPr>
-        <w:t>Report generated 2026-05-02 19:02 for client 'VAF' covering January 2026 (installations between the 1st and last day of the month, UTC).</w:t>
+        <w:t>Report generated 2026-05-02 20:00 for client 'VAF' covering January 2026 (installations between the 1st and last day of the month, UTC).</w:t>
       </w:r>
     </w:p>
     <w:p>
